--- a/tools/cv/source/cut_Jeff_Zhang_CV.docx
+++ b/tools/cv/source/cut_Jeff_Zhang_CV.docx
@@ -1,6 +1,6 @@
 
 <file path=word/document.xml><?xml version="1.0" encoding="utf-8"?>
-<w:document xmlns:wpc="http://schemas.microsoft.com/office/word/2010/wordprocessingCanvas" xmlns:cx="http://schemas.microsoft.com/office/drawing/2014/chartex" xmlns:cx1="http://schemas.microsoft.com/office/drawing/2015/9/8/chartex" xmlns:cx2="http://schemas.microsoft.com/office/drawing/2015/10/21/chartex" xmlns:cx3="http://schemas.microsoft.com/office/drawing/2016/5/9/chartex" xmlns:cx4="http://schemas.microsoft.com/office/drawing/2016/5/10/chartex" xmlns:cx5="http://schemas.microsoft.com/office/drawing/2016/5/11/chartex" xmlns:cx6="http://schemas.microsoft.com/office/drawing/2016/5/12/chartex" xmlns:cx7="http://schemas.microsoft.com/office/drawing/2016/5/13/chartex" xmlns:cx8="http://schemas.microsoft.com/office/drawing/2016/5/14/chartex" xmlns:mc="http://schemas.openxmlformats.org/markup-compatibility/2006" xmlns:aink="http://schemas.microsoft.com/office/drawing/2016/ink" xmlns:am3d="http://schemas.microsoft.com/office/drawing/2017/model3d" xmlns:o="urn:schemas-microsoft-com:office:office" xmlns:oel="http://schemas.microsoft.com/office/2019/extlst" xmlns:r="http://schemas.openxmlformats.org/officeDocument/2006/relationships" xmlns:m="http://schemas.openxmlformats.org/officeDocument/2006/math" xmlns:v="urn:schemas-microsoft-com:vml" xmlns:wp14="http://schemas.microsoft.com/office/word/2010/wordprocessingDrawing" xmlns:wp="http://schemas.openxmlformats.org/drawingml/2006/wordprocessingDrawing" xmlns:w10="urn:schemas-microsoft-com:office:word" xmlns:w="http://schemas.openxmlformats.org/wordprocessingml/2006/main" xmlns:w14="http://schemas.microsoft.com/office/word/2010/wordml" xmlns:w15="http://schemas.microsoft.com/office/word/2012/wordml" xmlns:w16cei="http://schemas.microsoft.com/office/word/2026/wordml/cei" xmlns:w16cex="http://schemas.microsoft.com/office/word/2018/wordml/cex" xmlns:w16cid="http://schemas.microsoft.com/office/word/2016/wordml/cid" xmlns:w16="http://schemas.microsoft.com/office/word/2018/wordml" xmlns:w16du="http://schemas.microsoft.com/office/word/2023/wordml/word16du" xmlns:w16sdtdh="http://schemas.microsoft.com/office/word/2020/wordml/sdtdatahash" xmlns:w16sdtfl="http://schemas.microsoft.com/office/word/2024/wordml/sdtformatlock" xmlns:w16se="http://schemas.microsoft.com/office/word/2015/wordml/symex" xmlns:wpg="http://schemas.microsoft.com/office/word/2010/wordprocessingGroup" xmlns:wpi="http://schemas.microsoft.com/office/word/2010/wordprocessingInk" xmlns:wne="http://schemas.microsoft.com/office/word/2006/wordml" xmlns:wps="http://schemas.microsoft.com/office/word/2010/wordprocessingShape" mc:Ignorable="w14 w15 w16se w16cid w16 w16cex w16sdtdh w16sdtfl w16du wp14">
+<w:document xmlns:wpc="http://schemas.microsoft.com/office/word/2010/wordprocessingCanvas" xmlns:cx="http://schemas.microsoft.com/office/drawing/2014/chartex" xmlns:cx1="http://schemas.microsoft.com/office/drawing/2015/9/8/chartex" xmlns:cx2="http://schemas.microsoft.com/office/drawing/2015/10/21/chartex" xmlns:cx3="http://schemas.microsoft.com/office/drawing/2016/5/9/chartex" xmlns:cx4="http://schemas.microsoft.com/office/drawing/2016/5/10/chartex" xmlns:cx5="http://schemas.microsoft.com/office/drawing/2016/5/11/chartex" xmlns:cx6="http://schemas.microsoft.com/office/drawing/2016/5/12/chartex" xmlns:cx7="http://schemas.microsoft.com/office/drawing/2016/5/13/chartex" xmlns:cx8="http://schemas.microsoft.com/office/drawing/2016/5/14/chartex" xmlns:mc="http://schemas.openxmlformats.org/markup-compatibility/2006" xmlns:aink="http://schemas.microsoft.com/office/drawing/2016/ink" xmlns:am3d="http://schemas.microsoft.com/office/drawing/2017/model3d" xmlns:o="urn:schemas-microsoft-com:office:office" xmlns:oel="http://schemas.microsoft.com/office/2019/extlst" xmlns:r="http://schemas.openxmlformats.org/officeDocument/2006/relationships" xmlns:m="http://schemas.openxmlformats.org/officeDocument/2006/math" xmlns:v="urn:schemas-microsoft-com:vml" xmlns:wp14="http://schemas.microsoft.com/office/word/2010/wordprocessingDrawing" xmlns:wp="http://schemas.openxmlformats.org/drawingml/2006/wordprocessingDrawing" xmlns:w10="urn:schemas-microsoft-com:office:word" xmlns:w="http://schemas.openxmlformats.org/wordprocessingml/2006/main" xmlns:w14="http://schemas.microsoft.com/office/word/2010/wordml" xmlns:w15="http://schemas.microsoft.com/office/word/2012/wordml" xmlns:w16cex="http://schemas.microsoft.com/office/word/2018/wordml/cex" xmlns:w16cid="http://schemas.microsoft.com/office/word/2016/wordml/cid" xmlns:w16="http://schemas.microsoft.com/office/word/2018/wordml" xmlns:w16du="http://schemas.microsoft.com/office/word/2023/wordml/word16du" xmlns:w16sdtdh="http://schemas.microsoft.com/office/word/2020/wordml/sdtdatahash" xmlns:w16sdtfl="http://schemas.microsoft.com/office/word/2024/wordml/sdtformatlock" xmlns:w16se="http://schemas.microsoft.com/office/word/2015/wordml/symex" xmlns:wpg="http://schemas.microsoft.com/office/word/2010/wordprocessingGroup" xmlns:wpi="http://schemas.microsoft.com/office/word/2010/wordprocessingInk" xmlns:wne="http://schemas.microsoft.com/office/word/2006/wordml" xmlns:wps="http://schemas.microsoft.com/office/word/2010/wordprocessingShape" mc:Ignorable="w14 w15 w16se w16cid w16 w16cex w16sdtdh w16sdtfl w16du wp14">
   <w:body>
     <w:p>
       <w:pPr>
@@ -24,15 +24,52 @@
         <w:spacing w:after="0"/>
         <w:ind w:left="-113" w:right="-113"/>
         <w:rPr>
+          <w:rFonts w:ascii="Times New Roman" w:eastAsia="SimSun" w:hAnsi="Times New Roman" w:cs="Times New Roman"/>
+          <w:lang w:eastAsia="zh-CN"/>
+        </w:rPr>
+      </w:pPr>
+      <w:hyperlink r:id="rId8" w:history="1">
+        <w:r>
+          <w:rPr>
+            <w:rStyle w:val="Hyperlink"/>
+            <w:rFonts w:ascii="Times New Roman" w:hAnsi="Times New Roman" w:cs="Times New Roman"/>
+            <w:color w:val="auto"/>
+            <w:u w:val="none"/>
+          </w:rPr>
+          <w:t>jiefuzang@gmail.com</w:t>
+        </w:r>
+      </w:hyperlink>
+      <w:r>
+        <w:rPr>
           <w:rFonts w:ascii="Times New Roman" w:hAnsi="Times New Roman" w:cs="Times New Roman"/>
         </w:rPr>
-      </w:pPr>
+        <w:t xml:space="preserve"> | +44 7375 114239 | Oxford, United Kingdom</w:t>
+      </w:r>
       <w:r>
         <w:rPr>
           <w:rFonts w:ascii="Times New Roman" w:hAnsi="Times New Roman" w:cs="Times New Roman"/>
         </w:rPr>
-        <w:t>jiefuzang@gmail.com | +44 7375 114239 | Oxford, United Kingdom</w:t>
-      </w:r>
+        <w:t xml:space="preserve"> |</w:t>
+      </w:r>
+      <w:r>
+        <w:rPr>
+          <w:rFonts w:ascii="Times New Roman" w:eastAsia="SimSun" w:hAnsi="Times New Roman" w:cs="Times New Roman" w:hint="eastAsia"/>
+          <w:lang w:eastAsia="zh-CN"/>
+        </w:rPr>
+        <w:t xml:space="preserve"> </w:t>
+      </w:r>
+      <w:hyperlink r:id="rId9" w:history="1">
+        <w:r>
+          <w:rPr>
+            <w:rStyle w:val="Hyperlink"/>
+            <w:rFonts w:ascii="Times New Roman" w:eastAsia="SimSun" w:hAnsi="Times New Roman" w:cs="Times New Roman"/>
+            <w:color w:val="000000" w:themeColor="text1"/>
+            <w:u w:val="none"/>
+            <w:lang w:eastAsia="zh-CN"/>
+          </w:rPr>
+          <w:t>https://jfzang.github.io/</w:t>
+        </w:r>
+      </w:hyperlink>
     </w:p>
     <w:p>
       <w:pPr>
@@ -159,7 +196,41 @@
           <w:sz w:val="20"/>
           <w:szCs w:val="20"/>
         </w:rPr>
-        <w:t>BSc Economics, First Class Honours | Dean's List, Social and Historical Sciences Faculty (2022)</w:t>
+        <w:t xml:space="preserve">BSc Economics, First Class Honours | Dean's List, </w:t>
+      </w:r>
+      <w:r>
+        <w:rPr>
+          <w:rFonts w:ascii="Times New Roman" w:hAnsi="Times New Roman" w:cs="Times New Roman"/>
+          <w:sz w:val="20"/>
+          <w:szCs w:val="20"/>
+        </w:rPr>
+        <w:t>UCL Faculty of Social &amp; Historical Science</w:t>
+      </w:r>
+      <w:r>
+        <w:rPr>
+          <w:rFonts w:ascii="Times New Roman" w:eastAsia="SimSun" w:hAnsi="Times New Roman" w:cs="Times New Roman" w:hint="eastAsia"/>
+          <w:sz w:val="20"/>
+          <w:szCs w:val="20"/>
+          <w:lang w:eastAsia="zh-CN"/>
+        </w:rPr>
+        <w:t>s</w:t>
+      </w:r>
+      <w:r>
+        <w:rPr>
+          <w:rFonts w:ascii="Times New Roman" w:eastAsia="SimSun" w:hAnsi="Times New Roman" w:cs="Times New Roman" w:hint="eastAsia"/>
+          <w:sz w:val="20"/>
+          <w:szCs w:val="20"/>
+          <w:lang w:eastAsia="zh-CN"/>
+        </w:rPr>
+        <w:t xml:space="preserve"> </w:t>
+      </w:r>
+      <w:r>
+        <w:rPr>
+          <w:rFonts w:ascii="Times New Roman" w:hAnsi="Times New Roman" w:cs="Times New Roman"/>
+          <w:sz w:val="20"/>
+          <w:szCs w:val="20"/>
+        </w:rPr>
+        <w:t>(2022)</w:t>
       </w:r>
     </w:p>
     <w:p>
@@ -252,143 +323,7 @@
           <w:sz w:val="20"/>
           <w:szCs w:val="20"/>
         </w:rPr>
-        <w:t xml:space="preserve">Reviewed 150+ high-value transactions </w:t>
-      </w:r>
-      <w:r>
-        <w:rPr>
-          <w:rFonts w:ascii="Times New Roman" w:eastAsia="SimSun" w:hAnsi="Times New Roman" w:cs="Times New Roman" w:hint="eastAsia"/>
-          <w:sz w:val="20"/>
-          <w:szCs w:val="20"/>
-          <w:lang w:eastAsia="zh-CN"/>
-        </w:rPr>
-        <w:t>collectively worth</w:t>
-      </w:r>
-      <w:r>
-        <w:rPr>
-          <w:rFonts w:ascii="Times New Roman" w:hAnsi="Times New Roman" w:cs="Times New Roman"/>
-          <w:sz w:val="20"/>
-          <w:szCs w:val="20"/>
-        </w:rPr>
-        <w:t xml:space="preserve"> over £</w:t>
-      </w:r>
-      <w:r>
-        <w:rPr>
-          <w:rFonts w:ascii="Times New Roman" w:eastAsia="SimSun" w:hAnsi="Times New Roman" w:cs="Times New Roman"/>
-          <w:sz w:val="20"/>
-          <w:szCs w:val="20"/>
-          <w:lang w:eastAsia="zh-CN"/>
-        </w:rPr>
-        <w:t>1</w:t>
-      </w:r>
-      <w:r>
-        <w:rPr>
-          <w:rFonts w:ascii="Times New Roman" w:hAnsi="Times New Roman" w:cs="Times New Roman"/>
-          <w:sz w:val="20"/>
-          <w:szCs w:val="20"/>
-        </w:rPr>
-        <w:t>0m for a</w:t>
-      </w:r>
-      <w:r>
-        <w:rPr>
-          <w:rFonts w:ascii="Times New Roman" w:eastAsia="SimSun" w:hAnsi="Times New Roman" w:cs="Times New Roman" w:hint="eastAsia"/>
-          <w:sz w:val="20"/>
-          <w:szCs w:val="20"/>
-          <w:lang w:eastAsia="zh-CN"/>
-        </w:rPr>
-        <w:t xml:space="preserve"> subsidiary of a</w:t>
-      </w:r>
-      <w:r>
-        <w:rPr>
-          <w:rFonts w:ascii="Times New Roman" w:hAnsi="Times New Roman" w:cs="Times New Roman"/>
-          <w:sz w:val="20"/>
-          <w:szCs w:val="20"/>
-        </w:rPr>
-        <w:t xml:space="preserve"> top</w:t>
-      </w:r>
-      <w:r>
-        <w:rPr>
-          <w:rFonts w:ascii="Times New Roman" w:eastAsia="SimSun" w:hAnsi="Times New Roman" w:cs="Times New Roman" w:hint="eastAsia"/>
-          <w:sz w:val="20"/>
-          <w:szCs w:val="20"/>
-          <w:lang w:eastAsia="zh-CN"/>
-        </w:rPr>
-        <w:t xml:space="preserve"> </w:t>
-      </w:r>
-      <w:r>
-        <w:rPr>
-          <w:rFonts w:ascii="Times New Roman" w:hAnsi="Times New Roman" w:cs="Times New Roman"/>
-          <w:sz w:val="20"/>
-          <w:szCs w:val="20"/>
-        </w:rPr>
-        <w:t>500 Chinese company</w:t>
-      </w:r>
-      <w:r>
-        <w:rPr>
-          <w:rFonts w:ascii="Times New Roman" w:eastAsia="SimSun" w:hAnsi="Times New Roman" w:cs="Times New Roman" w:hint="eastAsia"/>
-          <w:sz w:val="20"/>
-          <w:szCs w:val="20"/>
-          <w:lang w:eastAsia="zh-CN"/>
-        </w:rPr>
-        <w:t xml:space="preserve">, </w:t>
-      </w:r>
-      <w:r>
-        <w:rPr>
-          <w:rFonts w:ascii="Times New Roman" w:hAnsi="Times New Roman" w:cs="Times New Roman"/>
-          <w:sz w:val="20"/>
-          <w:szCs w:val="20"/>
-        </w:rPr>
-        <w:t>reconcil</w:t>
-      </w:r>
-      <w:r>
-        <w:rPr>
-          <w:rFonts w:ascii="Times New Roman" w:eastAsia="SimSun" w:hAnsi="Times New Roman" w:cs="Times New Roman" w:hint="eastAsia"/>
-          <w:sz w:val="20"/>
-          <w:szCs w:val="20"/>
-          <w:lang w:eastAsia="zh-CN"/>
-        </w:rPr>
-        <w:t>ing</w:t>
-      </w:r>
-      <w:r>
-        <w:rPr>
-          <w:rFonts w:ascii="Times New Roman" w:hAnsi="Times New Roman" w:cs="Times New Roman"/>
-          <w:sz w:val="20"/>
-          <w:szCs w:val="20"/>
-        </w:rPr>
-        <w:t xml:space="preserve"> </w:t>
-      </w:r>
-      <w:r>
-        <w:rPr>
-          <w:rFonts w:ascii="Times New Roman" w:eastAsia="SimSun" w:hAnsi="Times New Roman" w:cs="Times New Roman" w:hint="eastAsia"/>
-          <w:sz w:val="20"/>
-          <w:szCs w:val="20"/>
-          <w:lang w:eastAsia="zh-CN"/>
-        </w:rPr>
-        <w:t xml:space="preserve">a risk-based sample covering </w:t>
-      </w:r>
-      <w:r>
-        <w:rPr>
-          <w:rFonts w:ascii="Times New Roman" w:hAnsi="Times New Roman" w:cs="Times New Roman"/>
-          <w:sz w:val="20"/>
-          <w:szCs w:val="20"/>
-        </w:rPr>
-        <w:t xml:space="preserve">more than 80% of total </w:t>
-      </w:r>
-      <w:r>
-        <w:rPr>
-          <w:rFonts w:ascii="Times New Roman" w:eastAsia="SimSun" w:hAnsi="Times New Roman" w:cs="Times New Roman" w:hint="eastAsia"/>
-          <w:sz w:val="20"/>
-          <w:szCs w:val="20"/>
-          <w:lang w:eastAsia="zh-CN"/>
-        </w:rPr>
-        <w:t>transaction</w:t>
-      </w:r>
-      <w:r>
-        <w:rPr>
-          <w:rFonts w:ascii="Times New Roman" w:hAnsi="Times New Roman" w:cs="Times New Roman"/>
-          <w:sz w:val="20"/>
-          <w:szCs w:val="20"/>
-        </w:rPr>
-        <w:t xml:space="preserve"> value.</w:t>
+        <w:t>Reviewed 150+ high-value transactions worth more than £10m in aggregate for a subsidiary of one of China's top 500 companies, using risk-based sampling to cover over 80% of total transaction value.</w:t>
       </w:r>
     </w:p>
     <w:p>
@@ -802,7 +737,7 @@
           <w:sz w:val="20"/>
           <w:szCs w:val="20"/>
         </w:rPr>
-        <w:t xml:space="preserve">Led </w:t>
+        <w:t>Led a five-person team screening US-listed equities using valuation, profitability and leverage metrics and sector comparisons, shortlisting 10 stocks for portfolio construction</w:t>
       </w:r>
       <w:r>
         <w:rPr>
@@ -810,7 +745,7 @@
           <w:sz w:val="20"/>
           <w:szCs w:val="20"/>
         </w:rPr>
-        <w:t>a five-person team screening US-listed equities using valuation, profitability and leverage metrics and sector comparisons, shortlisting 10 stocks for portfolio construction.</w:t>
+        <w:t>.</w:t>
       </w:r>
     </w:p>
     <w:p>
@@ -829,7 +764,16 @@
           <w:sz w:val="20"/>
           <w:szCs w:val="20"/>
         </w:rPr>
-        <w:t>Built and presented two portfolios using</w:t>
+        <w:t>Built and presented two portfolios using Excel-based single-index and Markowitz models across five constraint scenarios; produced performance analysis and visualisations, placing first in the programm</w:t>
+      </w:r>
+      <w:r>
+        <w:rPr>
+          <w:rFonts w:ascii="SimSun" w:eastAsia="SimSun" w:hAnsi="SimSun" w:cs="Times New Roman" w:hint="eastAsia"/>
+          <w:sz w:val="20"/>
+          <w:szCs w:val="20"/>
+          <w:lang w:eastAsia="zh-CN"/>
+        </w:rPr>
+        <w:t>e</w:t>
       </w:r>
       <w:r>
         <w:rPr>
@@ -837,32 +781,7 @@
           <w:sz w:val="20"/>
           <w:szCs w:val="20"/>
         </w:rPr>
-        <w:t xml:space="preserve"> Excel-based</w:t>
-      </w:r>
-      <w:r>
-        <w:rPr>
-          <w:rFonts w:ascii="Times New Roman" w:hAnsi="Times New Roman" w:cs="Times New Roman"/>
-          <w:sz w:val="20"/>
-          <w:szCs w:val="20"/>
-        </w:rPr>
-        <w:t xml:space="preserve"> Single-Index and Markowitz models </w:t>
-      </w:r>
-      <w:r>
-        <w:rPr>
-          <w:rFonts w:ascii="Times New Roman" w:eastAsia="SimSun" w:hAnsi="Times New Roman" w:cs="Times New Roman" w:hint="eastAsia"/>
-          <w:sz w:val="20"/>
-          <w:szCs w:val="20"/>
-          <w:lang w:eastAsia="zh-CN"/>
-        </w:rPr>
-        <w:t>under</w:t>
-      </w:r>
-      <w:r>
-        <w:rPr>
-          <w:rFonts w:ascii="Times New Roman" w:hAnsi="Times New Roman" w:cs="Times New Roman"/>
-          <w:sz w:val="20"/>
-          <w:szCs w:val="20"/>
-        </w:rPr>
-        <w:t xml:space="preserve"> five scenario constraints; produced performance analysis and visualisations, placing first in the programme.</w:t>
+        <w:t>.</w:t>
       </w:r>
     </w:p>
     <w:p>
@@ -1510,18 +1429,28 @@
         <w:spacing w:after="0"/>
         <w:ind w:left="-113" w:right="-113"/>
         <w:rPr>
+          <w:rFonts w:ascii="Times New Roman" w:eastAsia="SimSun" w:hAnsi="Times New Roman" w:cs="Times New Roman"/>
+          <w:sz w:val="20"/>
+          <w:szCs w:val="20"/>
+          <w:lang w:eastAsia="zh-CN"/>
+        </w:rPr>
+      </w:pPr>
+      <w:r>
+        <w:rPr>
           <w:rFonts w:ascii="Times New Roman" w:hAnsi="Times New Roman" w:cs="Times New Roman"/>
           <w:sz w:val="20"/>
           <w:szCs w:val="20"/>
         </w:rPr>
-      </w:pPr>
-      <w:r>
-        <w:rPr>
-          <w:rFonts w:ascii="Times New Roman" w:hAnsi="Times New Roman" w:cs="Times New Roman"/>
-          <w:sz w:val="20"/>
-          <w:szCs w:val="20"/>
-        </w:rPr>
-        <w:t>Portfolio Team Analyst | Student-run fund, approximately £100k AUM</w:t>
+        <w:t>Career Division Executive &amp; Events Office</w:t>
+      </w:r>
+      <w:r>
+        <w:rPr>
+          <w:rFonts w:ascii="Times New Roman" w:eastAsia="SimSun" w:hAnsi="Times New Roman" w:cs="Times New Roman" w:hint="eastAsia"/>
+          <w:sz w:val="20"/>
+          <w:szCs w:val="20"/>
+          <w:lang w:eastAsia="zh-CN"/>
+        </w:rPr>
+        <w:t>r</w:t>
       </w:r>
     </w:p>
     <w:p>
@@ -1536,11 +1465,21 @@
       </w:pPr>
       <w:r>
         <w:rPr>
-          <w:rFonts w:ascii="Times New Roman" w:hAnsi="Times New Roman" w:cs="Times New Roman"/>
-          <w:sz w:val="20"/>
-          <w:szCs w:val="20"/>
-        </w:rPr>
-        <w:t>Career Division Executive, co-led the collaboration with Tencent’s HR department to promote practice engagement among UCL Chinese students and alumni, establishing future sponsorship</w:t>
+          <w:rFonts w:ascii="Times New Roman" w:eastAsia="SimSun" w:hAnsi="Times New Roman" w:cs="Times New Roman"/>
+          <w:sz w:val="20"/>
+          <w:szCs w:val="20"/>
+          <w:lang w:eastAsia="zh-CN"/>
+        </w:rPr>
+        <w:t>Co-led a collaboration with Tencent's HR team to increase career engagement among UCL Chinese students and alumni, laying the groundwork for future sponsorship</w:t>
+      </w:r>
+      <w:r>
+        <w:rPr>
+          <w:rFonts w:ascii="Times New Roman" w:eastAsia="SimSun" w:hAnsi="Times New Roman" w:cs="Times New Roman" w:hint="eastAsia"/>
+          <w:sz w:val="20"/>
+          <w:szCs w:val="20"/>
+          <w:lang w:eastAsia="zh-CN"/>
+        </w:rPr>
+        <w:t>.</w:t>
       </w:r>
     </w:p>
     <w:p>
@@ -1556,19 +1495,21 @@
       </w:pPr>
       <w:r>
         <w:rPr>
-          <w:rFonts w:ascii="Times New Roman" w:hAnsi="Times New Roman" w:cs="Times New Roman"/>
-          <w:sz w:val="20"/>
-          <w:szCs w:val="20"/>
-        </w:rPr>
-        <w:t>Events Officer, successfully launched two high-quality in-person career fairs and virtual TED Talk-style meetings, collaborated with financial industry entities to foster professional growth among members</w:t>
-      </w:r>
-      <w:r>
-        <w:rPr>
-          <w:rFonts w:ascii="Times New Roman" w:hAnsi="Times New Roman" w:cs="Times New Roman"/>
-          <w:sz w:val="20"/>
-          <w:szCs w:val="20"/>
-        </w:rPr>
-        <w:t>0</w:t>
+          <w:rFonts w:ascii="Times New Roman" w:eastAsia="SimSun" w:hAnsi="Times New Roman" w:cs="Times New Roman"/>
+          <w:sz w:val="20"/>
+          <w:szCs w:val="20"/>
+          <w:lang w:eastAsia="zh-CN"/>
+        </w:rPr>
+        <w:t>Organised two in-person career fairs and virtual speaker events, collaborating with financial-services organisations to support members' professional development</w:t>
+      </w:r>
+      <w:r>
+        <w:rPr>
+          <w:rFonts w:ascii="Times New Roman" w:eastAsia="SimSun" w:hAnsi="Times New Roman" w:cs="Times New Roman" w:hint="eastAsia"/>
+          <w:sz w:val="20"/>
+          <w:szCs w:val="20"/>
+          <w:lang w:eastAsia="zh-CN"/>
+        </w:rPr>
+        <w:t>.</w:t>
       </w:r>
     </w:p>
     <w:p>
@@ -1684,9 +1625,10 @@
         <w:spacing w:after="10"/>
         <w:ind w:left="-113" w:right="-113"/>
         <w:rPr>
-          <w:rFonts w:ascii="Times New Roman" w:hAnsi="Times New Roman" w:cs="Times New Roman"/>
-          <w:sz w:val="20"/>
-          <w:szCs w:val="20"/>
+          <w:rFonts w:ascii="Times New Roman" w:eastAsia="SimSun" w:hAnsi="Times New Roman" w:cs="Times New Roman"/>
+          <w:sz w:val="20"/>
+          <w:szCs w:val="20"/>
+          <w:lang w:eastAsia="zh-CN"/>
         </w:rPr>
       </w:pPr>
       <w:r>
@@ -1705,23 +1647,6 @@
           <w:szCs w:val="20"/>
         </w:rPr>
         <w:t>Microsoft Excel, Python</w:t>
-      </w:r>
-      <w:r>
-        <w:rPr>
-          <w:rFonts w:ascii="Times New Roman" w:eastAsia="SimSun" w:hAnsi="Times New Roman" w:cs="Times New Roman" w:hint="eastAsia"/>
-          <w:sz w:val="20"/>
-          <w:szCs w:val="20"/>
-          <w:lang w:eastAsia="zh-CN"/>
-        </w:rPr>
-        <w:t xml:space="preserve"> </w:t>
-      </w:r>
-      <w:r>
-        <w:rPr>
-          <w:rFonts w:ascii="Times New Roman" w:hAnsi="Times New Roman" w:cs="Times New Roman"/>
-          <w:sz w:val="20"/>
-          <w:szCs w:val="20"/>
-        </w:rPr>
-        <w:t>(data structures, APIs, databases and data visualisation)</w:t>
       </w:r>
       <w:r>
         <w:rPr>
@@ -1889,16 +1814,61 @@
       </w:r>
       <w:r>
         <w:rPr>
+          <w:rFonts w:ascii="Times New Roman" w:eastAsia="SimSun" w:hAnsi="Times New Roman" w:cs="Times New Roman" w:hint="eastAsia"/>
+          <w:sz w:val="20"/>
+          <w:szCs w:val="20"/>
+          <w:lang w:eastAsia="zh-CN"/>
+        </w:rPr>
+        <w:t>k</w:t>
+      </w:r>
+      <w:r>
+        <w:rPr>
           <w:rFonts w:ascii="Times New Roman" w:eastAsia="SimSun" w:hAnsi="Times New Roman" w:cs="Times New Roman"/>
           <w:sz w:val="20"/>
           <w:szCs w:val="20"/>
           <w:lang w:eastAsia="zh-CN"/>
         </w:rPr>
-        <w:t>Karate (3rd Brown Belt)</w:t>
+        <w:t xml:space="preserve">arate (3rd </w:t>
+      </w:r>
+      <w:r>
+        <w:rPr>
+          <w:rFonts w:ascii="Times New Roman" w:eastAsia="SimSun" w:hAnsi="Times New Roman" w:cs="Times New Roman" w:hint="eastAsia"/>
+          <w:sz w:val="20"/>
+          <w:szCs w:val="20"/>
+          <w:lang w:eastAsia="zh-CN"/>
+        </w:rPr>
+        <w:t>b</w:t>
+      </w:r>
+      <w:r>
+        <w:rPr>
+          <w:rFonts w:ascii="Times New Roman" w:eastAsia="SimSun" w:hAnsi="Times New Roman" w:cs="Times New Roman"/>
+          <w:sz w:val="20"/>
+          <w:szCs w:val="20"/>
+          <w:lang w:eastAsia="zh-CN"/>
+        </w:rPr>
+        <w:t xml:space="preserve">rown </w:t>
+      </w:r>
+      <w:r>
+        <w:rPr>
+          <w:rFonts w:ascii="Times New Roman" w:eastAsia="SimSun" w:hAnsi="Times New Roman" w:cs="Times New Roman" w:hint="eastAsia"/>
+          <w:sz w:val="20"/>
+          <w:szCs w:val="20"/>
+          <w:lang w:eastAsia="zh-CN"/>
+        </w:rPr>
+        <w:t>b</w:t>
+      </w:r>
+      <w:r>
+        <w:rPr>
+          <w:rFonts w:ascii="Times New Roman" w:eastAsia="SimSun" w:hAnsi="Times New Roman" w:cs="Times New Roman"/>
+          <w:sz w:val="20"/>
+          <w:szCs w:val="20"/>
+          <w:lang w:eastAsia="zh-CN"/>
+        </w:rPr>
+        <w:t>elt)</w:t>
       </w:r>
     </w:p>
     <w:sectPr>
-      <w:footerReference w:type="default" r:id="rId8"/>
+      <w:footerReference w:type="default" r:id="rId10"/>
       <w:pgSz w:w="11905" w:h="16838"/>
       <w:pgMar w:top="605" w:right="878" w:bottom="605" w:left="878" w:header="360" w:footer="317" w:gutter="0"/>
       <w:cols w:space="720"/>
@@ -1909,7 +1879,7 @@
 </file>
 
 <file path=word/endnotes.xml><?xml version="1.0" encoding="utf-8"?>
-<w:endnotes xmlns:wpc="http://schemas.microsoft.com/office/word/2010/wordprocessingCanvas" xmlns:cx="http://schemas.microsoft.com/office/drawing/2014/chartex" xmlns:cx1="http://schemas.microsoft.com/office/drawing/2015/9/8/chartex" xmlns:cx2="http://schemas.microsoft.com/office/drawing/2015/10/21/chartex" xmlns:cx3="http://schemas.microsoft.com/office/drawing/2016/5/9/chartex" xmlns:cx4="http://schemas.microsoft.com/office/drawing/2016/5/10/chartex" xmlns:cx5="http://schemas.microsoft.com/office/drawing/2016/5/11/chartex" xmlns:cx6="http://schemas.microsoft.com/office/drawing/2016/5/12/chartex" xmlns:cx7="http://schemas.microsoft.com/office/drawing/2016/5/13/chartex" xmlns:cx8="http://schemas.microsoft.com/office/drawing/2016/5/14/chartex" xmlns:mc="http://schemas.openxmlformats.org/markup-compatibility/2006" xmlns:aink="http://schemas.microsoft.com/office/drawing/2016/ink" xmlns:am3d="http://schemas.microsoft.com/office/drawing/2017/model3d" xmlns:o="urn:schemas-microsoft-com:office:office" xmlns:oel="http://schemas.microsoft.com/office/2019/extlst" xmlns:r="http://schemas.openxmlformats.org/officeDocument/2006/relationships" xmlns:m="http://schemas.openxmlformats.org/officeDocument/2006/math" xmlns:v="urn:schemas-microsoft-com:vml" xmlns:wp14="http://schemas.microsoft.com/office/word/2010/wordprocessingDrawing" xmlns:wp="http://schemas.openxmlformats.org/drawingml/2006/wordprocessingDrawing" xmlns:w10="urn:schemas-microsoft-com:office:word" xmlns:w="http://schemas.openxmlformats.org/wordprocessingml/2006/main" xmlns:w14="http://schemas.microsoft.com/office/word/2010/wordml" xmlns:w15="http://schemas.microsoft.com/office/word/2012/wordml" xmlns:w16cei="http://schemas.microsoft.com/office/word/2026/wordml/cei" xmlns:w16cex="http://schemas.microsoft.com/office/word/2018/wordml/cex" xmlns:w16cid="http://schemas.microsoft.com/office/word/2016/wordml/cid" xmlns:w16="http://schemas.microsoft.com/office/word/2018/wordml" xmlns:w16du="http://schemas.microsoft.com/office/word/2023/wordml/word16du" xmlns:w16sdtdh="http://schemas.microsoft.com/office/word/2020/wordml/sdtdatahash" xmlns:w16sdtfl="http://schemas.microsoft.com/office/word/2024/wordml/sdtformatlock" xmlns:w16se="http://schemas.microsoft.com/office/word/2015/wordml/symex" xmlns:wpg="http://schemas.microsoft.com/office/word/2010/wordprocessingGroup" xmlns:wpi="http://schemas.microsoft.com/office/word/2010/wordprocessingInk" xmlns:wne="http://schemas.microsoft.com/office/word/2006/wordml" xmlns:wps="http://schemas.microsoft.com/office/word/2010/wordprocessingShape" mc:Ignorable="w14 w15 w16se w16cid w16 w16cex w16sdtdh w16sdtfl w16du wp14">
+<w:endnotes xmlns:wpc="http://schemas.microsoft.com/office/word/2010/wordprocessingCanvas" xmlns:cx="http://schemas.microsoft.com/office/drawing/2014/chartex" xmlns:cx1="http://schemas.microsoft.com/office/drawing/2015/9/8/chartex" xmlns:cx2="http://schemas.microsoft.com/office/drawing/2015/10/21/chartex" xmlns:cx3="http://schemas.microsoft.com/office/drawing/2016/5/9/chartex" xmlns:cx4="http://schemas.microsoft.com/office/drawing/2016/5/10/chartex" xmlns:cx5="http://schemas.microsoft.com/office/drawing/2016/5/11/chartex" xmlns:cx6="http://schemas.microsoft.com/office/drawing/2016/5/12/chartex" xmlns:cx7="http://schemas.microsoft.com/office/drawing/2016/5/13/chartex" xmlns:cx8="http://schemas.microsoft.com/office/drawing/2016/5/14/chartex" xmlns:mc="http://schemas.openxmlformats.org/markup-compatibility/2006" xmlns:aink="http://schemas.microsoft.com/office/drawing/2016/ink" xmlns:am3d="http://schemas.microsoft.com/office/drawing/2017/model3d" xmlns:o="urn:schemas-microsoft-com:office:office" xmlns:oel="http://schemas.microsoft.com/office/2019/extlst" xmlns:r="http://schemas.openxmlformats.org/officeDocument/2006/relationships" xmlns:m="http://schemas.openxmlformats.org/officeDocument/2006/math" xmlns:v="urn:schemas-microsoft-com:vml" xmlns:wp14="http://schemas.microsoft.com/office/word/2010/wordprocessingDrawing" xmlns:wp="http://schemas.openxmlformats.org/drawingml/2006/wordprocessingDrawing" xmlns:w10="urn:schemas-microsoft-com:office:word" xmlns:w="http://schemas.openxmlformats.org/wordprocessingml/2006/main" xmlns:w14="http://schemas.microsoft.com/office/word/2010/wordml" xmlns:w15="http://schemas.microsoft.com/office/word/2012/wordml" xmlns:w16cex="http://schemas.microsoft.com/office/word/2018/wordml/cex" xmlns:w16cid="http://schemas.microsoft.com/office/word/2016/wordml/cid" xmlns:w16="http://schemas.microsoft.com/office/word/2018/wordml" xmlns:w16du="http://schemas.microsoft.com/office/word/2023/wordml/word16du" xmlns:w16sdtdh="http://schemas.microsoft.com/office/word/2020/wordml/sdtdatahash" xmlns:w16sdtfl="http://schemas.microsoft.com/office/word/2024/wordml/sdtformatlock" xmlns:w16se="http://schemas.microsoft.com/office/word/2015/wordml/symex" xmlns:wpg="http://schemas.microsoft.com/office/word/2010/wordprocessingGroup" xmlns:wpi="http://schemas.microsoft.com/office/word/2010/wordprocessingInk" xmlns:wne="http://schemas.microsoft.com/office/word/2006/wordml" xmlns:wps="http://schemas.microsoft.com/office/word/2010/wordprocessingShape" mc:Ignorable="w14 w15 w16se w16cid w16 w16cex w16sdtdh w16sdtfl w16du wp14">
   <w:endnote w:type="separator" w:id="-1">
     <w:p>
       <w:pPr>
@@ -1934,7 +1904,7 @@
 </file>
 
 <file path=word/footer1.xml><?xml version="1.0" encoding="utf-8"?>
-<w:ftr xmlns:wpc="http://schemas.microsoft.com/office/word/2010/wordprocessingCanvas" xmlns:cx="http://schemas.microsoft.com/office/drawing/2014/chartex" xmlns:cx1="http://schemas.microsoft.com/office/drawing/2015/9/8/chartex" xmlns:cx2="http://schemas.microsoft.com/office/drawing/2015/10/21/chartex" xmlns:cx3="http://schemas.microsoft.com/office/drawing/2016/5/9/chartex" xmlns:cx4="http://schemas.microsoft.com/office/drawing/2016/5/10/chartex" xmlns:cx5="http://schemas.microsoft.com/office/drawing/2016/5/11/chartex" xmlns:cx6="http://schemas.microsoft.com/office/drawing/2016/5/12/chartex" xmlns:cx7="http://schemas.microsoft.com/office/drawing/2016/5/13/chartex" xmlns:cx8="http://schemas.microsoft.com/office/drawing/2016/5/14/chartex" xmlns:mc="http://schemas.openxmlformats.org/markup-compatibility/2006" xmlns:aink="http://schemas.microsoft.com/office/drawing/2016/ink" xmlns:am3d="http://schemas.microsoft.com/office/drawing/2017/model3d" xmlns:o="urn:schemas-microsoft-com:office:office" xmlns:oel="http://schemas.microsoft.com/office/2019/extlst" xmlns:r="http://schemas.openxmlformats.org/officeDocument/2006/relationships" xmlns:m="http://schemas.openxmlformats.org/officeDocument/2006/math" xmlns:v="urn:schemas-microsoft-com:vml" xmlns:wp14="http://schemas.microsoft.com/office/word/2010/wordprocessingDrawing" xmlns:wp="http://schemas.openxmlformats.org/drawingml/2006/wordprocessingDrawing" xmlns:w10="urn:schemas-microsoft-com:office:word" xmlns:w="http://schemas.openxmlformats.org/wordprocessingml/2006/main" xmlns:w14="http://schemas.microsoft.com/office/word/2010/wordml" xmlns:w15="http://schemas.microsoft.com/office/word/2012/wordml" xmlns:w16cei="http://schemas.microsoft.com/office/word/2026/wordml/cei" xmlns:w16cex="http://schemas.microsoft.com/office/word/2018/wordml/cex" xmlns:w16cid="http://schemas.microsoft.com/office/word/2016/wordml/cid" xmlns:w16="http://schemas.microsoft.com/office/word/2018/wordml" xmlns:w16du="http://schemas.microsoft.com/office/word/2023/wordml/word16du" xmlns:w16sdtdh="http://schemas.microsoft.com/office/word/2020/wordml/sdtdatahash" xmlns:w16sdtfl="http://schemas.microsoft.com/office/word/2024/wordml/sdtformatlock" xmlns:w16se="http://schemas.microsoft.com/office/word/2015/wordml/symex" xmlns:wpg="http://schemas.microsoft.com/office/word/2010/wordprocessingGroup" xmlns:wpi="http://schemas.microsoft.com/office/word/2010/wordprocessingInk" xmlns:wne="http://schemas.microsoft.com/office/word/2006/wordml" xmlns:wps="http://schemas.microsoft.com/office/word/2010/wordprocessingShape" mc:Ignorable="w14 w15 w16se w16cid w16 w16cex w16sdtdh w16sdtfl w16du wp14">
+<w:ftr xmlns:wpc="http://schemas.microsoft.com/office/word/2010/wordprocessingCanvas" xmlns:cx="http://schemas.microsoft.com/office/drawing/2014/chartex" xmlns:cx1="http://schemas.microsoft.com/office/drawing/2015/9/8/chartex" xmlns:cx2="http://schemas.microsoft.com/office/drawing/2015/10/21/chartex" xmlns:cx3="http://schemas.microsoft.com/office/drawing/2016/5/9/chartex" xmlns:cx4="http://schemas.microsoft.com/office/drawing/2016/5/10/chartex" xmlns:cx5="http://schemas.microsoft.com/office/drawing/2016/5/11/chartex" xmlns:cx6="http://schemas.microsoft.com/office/drawing/2016/5/12/chartex" xmlns:cx7="http://schemas.microsoft.com/office/drawing/2016/5/13/chartex" xmlns:cx8="http://schemas.microsoft.com/office/drawing/2016/5/14/chartex" xmlns:mc="http://schemas.openxmlformats.org/markup-compatibility/2006" xmlns:aink="http://schemas.microsoft.com/office/drawing/2016/ink" xmlns:am3d="http://schemas.microsoft.com/office/drawing/2017/model3d" xmlns:o="urn:schemas-microsoft-com:office:office" xmlns:oel="http://schemas.microsoft.com/office/2019/extlst" xmlns:r="http://schemas.openxmlformats.org/officeDocument/2006/relationships" xmlns:m="http://schemas.openxmlformats.org/officeDocument/2006/math" xmlns:v="urn:schemas-microsoft-com:vml" xmlns:wp14="http://schemas.microsoft.com/office/word/2010/wordprocessingDrawing" xmlns:wp="http://schemas.openxmlformats.org/drawingml/2006/wordprocessingDrawing" xmlns:w10="urn:schemas-microsoft-com:office:word" xmlns:w="http://schemas.openxmlformats.org/wordprocessingml/2006/main" xmlns:w14="http://schemas.microsoft.com/office/word/2010/wordml" xmlns:w15="http://schemas.microsoft.com/office/word/2012/wordml" xmlns:w16cex="http://schemas.microsoft.com/office/word/2018/wordml/cex" xmlns:w16cid="http://schemas.microsoft.com/office/word/2016/wordml/cid" xmlns:w16="http://schemas.microsoft.com/office/word/2018/wordml" xmlns:w16du="http://schemas.microsoft.com/office/word/2023/wordml/word16du" xmlns:w16sdtdh="http://schemas.microsoft.com/office/word/2020/wordml/sdtdatahash" xmlns:w16sdtfl="http://schemas.microsoft.com/office/word/2024/wordml/sdtformatlock" xmlns:w16se="http://schemas.microsoft.com/office/word/2015/wordml/symex" xmlns:wpg="http://schemas.microsoft.com/office/word/2010/wordprocessingGroup" xmlns:wpi="http://schemas.microsoft.com/office/word/2010/wordprocessingInk" xmlns:wne="http://schemas.microsoft.com/office/word/2006/wordml" xmlns:wps="http://schemas.microsoft.com/office/word/2010/wordprocessingShape" mc:Ignorable="w14 w15 w16se w16cid w16 w16cex w16sdtdh w16sdtfl w16du wp14">
   <w:p>
     <w:pPr>
       <w:pStyle w:val="Footer"/>
@@ -1943,44 +1913,12 @@
       </w:pBdr>
       <w:jc w:val="right"/>
     </w:pPr>
-    <w:r>
-      <w:rPr>
-        <w:color w:val="55616D"/>
-        <w:sz w:val="13"/>
-      </w:rPr>
-      <w:t xml:space="preserve">Jeff Zhang | </w:t>
-    </w:r>
-    <w:r>
-      <w:rPr>
-        <w:rFonts w:eastAsia="SimSun" w:cs="Arial"/>
-        <w:color w:val="55616D"/>
-        <w:sz w:val="13"/>
-        <w:lang w:eastAsia="zh-CN"/>
-      </w:rPr>
-      <w:t>Equity</w:t>
-    </w:r>
-    <w:r>
-      <w:rPr>
-        <w:rFonts w:eastAsia="SimSun" w:hint="eastAsia"/>
-        <w:color w:val="55616D"/>
-        <w:sz w:val="13"/>
-        <w:lang w:eastAsia="zh-CN"/>
-      </w:rPr>
-      <w:t xml:space="preserve"> Research &amp; Portfolio</w:t>
-    </w:r>
-    <w:r>
-      <w:rPr>
-        <w:color w:val="55616D"/>
-        <w:sz w:val="13"/>
-      </w:rPr>
-      <w:t xml:space="preserve"> Analyst</w:t>
-    </w:r>
   </w:p>
 </w:ftr>
 </file>
 
 <file path=word/footnotes.xml><?xml version="1.0" encoding="utf-8"?>
-<w:footnotes xmlns:wpc="http://schemas.microsoft.com/office/word/2010/wordprocessingCanvas" xmlns:cx="http://schemas.microsoft.com/office/drawing/2014/chartex" xmlns:cx1="http://schemas.microsoft.com/office/drawing/2015/9/8/chartex" xmlns:cx2="http://schemas.microsoft.com/office/drawing/2015/10/21/chartex" xmlns:cx3="http://schemas.microsoft.com/office/drawing/2016/5/9/chartex" xmlns:cx4="http://schemas.microsoft.com/office/drawing/2016/5/10/chartex" xmlns:cx5="http://schemas.microsoft.com/office/drawing/2016/5/11/chartex" xmlns:cx6="http://schemas.microsoft.com/office/drawing/2016/5/12/chartex" xmlns:cx7="http://schemas.microsoft.com/office/drawing/2016/5/13/chartex" xmlns:cx8="http://schemas.microsoft.com/office/drawing/2016/5/14/chartex" xmlns:mc="http://schemas.openxmlformats.org/markup-compatibility/2006" xmlns:aink="http://schemas.microsoft.com/office/drawing/2016/ink" xmlns:am3d="http://schemas.microsoft.com/office/drawing/2017/model3d" xmlns:o="urn:schemas-microsoft-com:office:office" xmlns:oel="http://schemas.microsoft.com/office/2019/extlst" xmlns:r="http://schemas.openxmlformats.org/officeDocument/2006/relationships" xmlns:m="http://schemas.openxmlformats.org/officeDocument/2006/math" xmlns:v="urn:schemas-microsoft-com:vml" xmlns:wp14="http://schemas.microsoft.com/office/word/2010/wordprocessingDrawing" xmlns:wp="http://schemas.openxmlformats.org/drawingml/2006/wordprocessingDrawing" xmlns:w10="urn:schemas-microsoft-com:office:word" xmlns:w="http://schemas.openxmlformats.org/wordprocessingml/2006/main" xmlns:w14="http://schemas.microsoft.com/office/word/2010/wordml" xmlns:w15="http://schemas.microsoft.com/office/word/2012/wordml" xmlns:w16cei="http://schemas.microsoft.com/office/word/2026/wordml/cei" xmlns:w16cex="http://schemas.microsoft.com/office/word/2018/wordml/cex" xmlns:w16cid="http://schemas.microsoft.com/office/word/2016/wordml/cid" xmlns:w16="http://schemas.microsoft.com/office/word/2018/wordml" xmlns:w16du="http://schemas.microsoft.com/office/word/2023/wordml/word16du" xmlns:w16sdtdh="http://schemas.microsoft.com/office/word/2020/wordml/sdtdatahash" xmlns:w16sdtfl="http://schemas.microsoft.com/office/word/2024/wordml/sdtformatlock" xmlns:w16se="http://schemas.microsoft.com/office/word/2015/wordml/symex" xmlns:wpg="http://schemas.microsoft.com/office/word/2010/wordprocessingGroup" xmlns:wpi="http://schemas.microsoft.com/office/word/2010/wordprocessingInk" xmlns:wne="http://schemas.microsoft.com/office/word/2006/wordml" xmlns:wps="http://schemas.microsoft.com/office/word/2010/wordprocessingShape" mc:Ignorable="w14 w15 w16se w16cid w16 w16cex w16sdtdh w16sdtfl w16du wp14">
+<w:footnotes xmlns:wpc="http://schemas.microsoft.com/office/word/2010/wordprocessingCanvas" xmlns:cx="http://schemas.microsoft.com/office/drawing/2014/chartex" xmlns:cx1="http://schemas.microsoft.com/office/drawing/2015/9/8/chartex" xmlns:cx2="http://schemas.microsoft.com/office/drawing/2015/10/21/chartex" xmlns:cx3="http://schemas.microsoft.com/office/drawing/2016/5/9/chartex" xmlns:cx4="http://schemas.microsoft.com/office/drawing/2016/5/10/chartex" xmlns:cx5="http://schemas.microsoft.com/office/drawing/2016/5/11/chartex" xmlns:cx6="http://schemas.microsoft.com/office/drawing/2016/5/12/chartex" xmlns:cx7="http://schemas.microsoft.com/office/drawing/2016/5/13/chartex" xmlns:cx8="http://schemas.microsoft.com/office/drawing/2016/5/14/chartex" xmlns:mc="http://schemas.openxmlformats.org/markup-compatibility/2006" xmlns:aink="http://schemas.microsoft.com/office/drawing/2016/ink" xmlns:am3d="http://schemas.microsoft.com/office/drawing/2017/model3d" xmlns:o="urn:schemas-microsoft-com:office:office" xmlns:oel="http://schemas.microsoft.com/office/2019/extlst" xmlns:r="http://schemas.openxmlformats.org/officeDocument/2006/relationships" xmlns:m="http://schemas.openxmlformats.org/officeDocument/2006/math" xmlns:v="urn:schemas-microsoft-com:vml" xmlns:wp14="http://schemas.microsoft.com/office/word/2010/wordprocessingDrawing" xmlns:wp="http://schemas.openxmlformats.org/drawingml/2006/wordprocessingDrawing" xmlns:w10="urn:schemas-microsoft-com:office:word" xmlns:w="http://schemas.openxmlformats.org/wordprocessingml/2006/main" xmlns:w14="http://schemas.microsoft.com/office/word/2010/wordml" xmlns:w15="http://schemas.microsoft.com/office/word/2012/wordml" xmlns:w16cex="http://schemas.microsoft.com/office/word/2018/wordml/cex" xmlns:w16cid="http://schemas.microsoft.com/office/word/2016/wordml/cid" xmlns:w16="http://schemas.microsoft.com/office/word/2018/wordml" xmlns:w16du="http://schemas.microsoft.com/office/word/2023/wordml/word16du" xmlns:w16sdtdh="http://schemas.microsoft.com/office/word/2020/wordml/sdtdatahash" xmlns:w16sdtfl="http://schemas.microsoft.com/office/word/2024/wordml/sdtformatlock" xmlns:w16se="http://schemas.microsoft.com/office/word/2015/wordml/symex" xmlns:wpg="http://schemas.microsoft.com/office/word/2010/wordprocessingGroup" xmlns:wpi="http://schemas.microsoft.com/office/word/2010/wordprocessingInk" xmlns:wne="http://schemas.microsoft.com/office/word/2006/wordml" xmlns:wps="http://schemas.microsoft.com/office/word/2010/wordprocessingShape" mc:Ignorable="w14 w15 w16se w16cid w16 w16cex w16sdtdh w16sdtfl w16du wp14">
   <w:footnote w:type="separator" w:id="-1">
     <w:p>
       <w:pPr>
@@ -2005,7 +1943,7 @@
 </file>
 
 <file path=word/numbering.xml><?xml version="1.0" encoding="utf-8"?>
-<w:numbering xmlns:wpc="http://schemas.microsoft.com/office/word/2010/wordprocessingCanvas" xmlns:cx="http://schemas.microsoft.com/office/drawing/2014/chartex" xmlns:cx1="http://schemas.microsoft.com/office/drawing/2015/9/8/chartex" xmlns:cx2="http://schemas.microsoft.com/office/drawing/2015/10/21/chartex" xmlns:cx3="http://schemas.microsoft.com/office/drawing/2016/5/9/chartex" xmlns:cx4="http://schemas.microsoft.com/office/drawing/2016/5/10/chartex" xmlns:cx5="http://schemas.microsoft.com/office/drawing/2016/5/11/chartex" xmlns:cx6="http://schemas.microsoft.com/office/drawing/2016/5/12/chartex" xmlns:cx7="http://schemas.microsoft.com/office/drawing/2016/5/13/chartex" xmlns:cx8="http://schemas.microsoft.com/office/drawing/2016/5/14/chartex" xmlns:mc="http://schemas.openxmlformats.org/markup-compatibility/2006" xmlns:aink="http://schemas.microsoft.com/office/drawing/2016/ink" xmlns:am3d="http://schemas.microsoft.com/office/drawing/2017/model3d" xmlns:o="urn:schemas-microsoft-com:office:office" xmlns:oel="http://schemas.microsoft.com/office/2019/extlst" xmlns:r="http://schemas.openxmlformats.org/officeDocument/2006/relationships" xmlns:m="http://schemas.openxmlformats.org/officeDocument/2006/math" xmlns:v="urn:schemas-microsoft-com:vml" xmlns:wp14="http://schemas.microsoft.com/office/word/2010/wordprocessingDrawing" xmlns:wp="http://schemas.openxmlformats.org/drawingml/2006/wordprocessingDrawing" xmlns:w10="urn:schemas-microsoft-com:office:word" xmlns:w="http://schemas.openxmlformats.org/wordprocessingml/2006/main" xmlns:w14="http://schemas.microsoft.com/office/word/2010/wordml" xmlns:w15="http://schemas.microsoft.com/office/word/2012/wordml" xmlns:w16cei="http://schemas.microsoft.com/office/word/2026/wordml/cei" xmlns:w16cex="http://schemas.microsoft.com/office/word/2018/wordml/cex" xmlns:w16cid="http://schemas.microsoft.com/office/word/2016/wordml/cid" xmlns:w16="http://schemas.microsoft.com/office/word/2018/wordml" xmlns:w16du="http://schemas.microsoft.com/office/word/2023/wordml/word16du" xmlns:w16sdtdh="http://schemas.microsoft.com/office/word/2020/wordml/sdtdatahash" xmlns:w16sdtfl="http://schemas.microsoft.com/office/word/2024/wordml/sdtformatlock" xmlns:w16se="http://schemas.microsoft.com/office/word/2015/wordml/symex" xmlns:wpg="http://schemas.microsoft.com/office/word/2010/wordprocessingGroup" xmlns:wpi="http://schemas.microsoft.com/office/word/2010/wordprocessingInk" xmlns:wne="http://schemas.microsoft.com/office/word/2006/wordml" xmlns:wps="http://schemas.microsoft.com/office/word/2010/wordprocessingShape" mc:Ignorable="w14 w15 w16se w16cid w16 w16cex w16sdtdh w16sdtfl w16du wp14">
+<w:numbering xmlns:wpc="http://schemas.microsoft.com/office/word/2010/wordprocessingCanvas" xmlns:cx="http://schemas.microsoft.com/office/drawing/2014/chartex" xmlns:cx1="http://schemas.microsoft.com/office/drawing/2015/9/8/chartex" xmlns:cx2="http://schemas.microsoft.com/office/drawing/2015/10/21/chartex" xmlns:cx3="http://schemas.microsoft.com/office/drawing/2016/5/9/chartex" xmlns:cx4="http://schemas.microsoft.com/office/drawing/2016/5/10/chartex" xmlns:cx5="http://schemas.microsoft.com/office/drawing/2016/5/11/chartex" xmlns:cx6="http://schemas.microsoft.com/office/drawing/2016/5/12/chartex" xmlns:cx7="http://schemas.microsoft.com/office/drawing/2016/5/13/chartex" xmlns:cx8="http://schemas.microsoft.com/office/drawing/2016/5/14/chartex" xmlns:mc="http://schemas.openxmlformats.org/markup-compatibility/2006" xmlns:aink="http://schemas.microsoft.com/office/drawing/2016/ink" xmlns:am3d="http://schemas.microsoft.com/office/drawing/2017/model3d" xmlns:o="urn:schemas-microsoft-com:office:office" xmlns:oel="http://schemas.microsoft.com/office/2019/extlst" xmlns:r="http://schemas.openxmlformats.org/officeDocument/2006/relationships" xmlns:m="http://schemas.openxmlformats.org/officeDocument/2006/math" xmlns:v="urn:schemas-microsoft-com:vml" xmlns:wp14="http://schemas.microsoft.com/office/word/2010/wordprocessingDrawing" xmlns:wp="http://schemas.openxmlformats.org/drawingml/2006/wordprocessingDrawing" xmlns:w10="urn:schemas-microsoft-com:office:word" xmlns:w="http://schemas.openxmlformats.org/wordprocessingml/2006/main" xmlns:w14="http://schemas.microsoft.com/office/word/2010/wordml" xmlns:w15="http://schemas.microsoft.com/office/word/2012/wordml" xmlns:w16cex="http://schemas.microsoft.com/office/word/2018/wordml/cex" xmlns:w16cid="http://schemas.microsoft.com/office/word/2016/wordml/cid" xmlns:w16="http://schemas.microsoft.com/office/word/2018/wordml" xmlns:w16du="http://schemas.microsoft.com/office/word/2023/wordml/word16du" xmlns:w16sdtdh="http://schemas.microsoft.com/office/word/2020/wordml/sdtdatahash" xmlns:w16sdtfl="http://schemas.microsoft.com/office/word/2024/wordml/sdtformatlock" xmlns:w16se="http://schemas.microsoft.com/office/word/2015/wordml/symex" xmlns:wpg="http://schemas.microsoft.com/office/word/2010/wordprocessingGroup" xmlns:wpi="http://schemas.microsoft.com/office/word/2010/wordprocessingInk" xmlns:wne="http://schemas.microsoft.com/office/word/2006/wordml" xmlns:wps="http://schemas.microsoft.com/office/word/2010/wordprocessingShape" mc:Ignorable="w14 w15 w16se w16cid w16 w16cex w16sdtdh w16sdtfl w16du wp14">
   <w:abstractNum w:abstractNumId="0" w15:restartNumberingAfterBreak="0">
     <w:nsid w:val="FFFFFF7C"/>
     <w:multiLevelType w:val="singleLevel"/>
@@ -2818,6 +2756,7 @@
   <w:style w:type="character" w:default="1" w:styleId="DefaultParagraphFont">
     <w:name w:val="Default Paragraph Font"/>
     <w:uiPriority w:val="1"/>
+    <w:semiHidden/>
     <w:unhideWhenUsed/>
   </w:style>
   <w:style w:type="table" w:default="1" w:styleId="TableNormal">
@@ -13658,6 +13597,41 @@
       <w:i/>
       <w:color w:val="55616D"/>
       <w:sz w:val="17"/>
+    </w:rPr>
+  </w:style>
+  <w:style w:type="character" w:styleId="Hyperlink">
+    <w:name w:val="Hyperlink"/>
+    <w:basedOn w:val="DefaultParagraphFont"/>
+    <w:uiPriority w:val="99"/>
+    <w:unhideWhenUsed/>
+    <w:rsid w:val="004D6D7A"/>
+    <w:rPr>
+      <w:color w:val="0000FF" w:themeColor="hyperlink"/>
+      <w:u w:val="single"/>
+    </w:rPr>
+  </w:style>
+  <w:style w:type="character" w:styleId="UnresolvedMention">
+    <w:name w:val="Unresolved Mention"/>
+    <w:basedOn w:val="DefaultParagraphFont"/>
+    <w:uiPriority w:val="99"/>
+    <w:semiHidden/>
+    <w:unhideWhenUsed/>
+    <w:rsid w:val="004D6D7A"/>
+    <w:rPr>
+      <w:color w:val="605E5C"/>
+      <w:shd w:val="clear" w:color="auto" w:fill="E1DFDD"/>
+    </w:rPr>
+  </w:style>
+  <w:style w:type="character" w:styleId="FollowedHyperlink">
+    <w:name w:val="FollowedHyperlink"/>
+    <w:basedOn w:val="DefaultParagraphFont"/>
+    <w:uiPriority w:val="99"/>
+    <w:semiHidden/>
+    <w:unhideWhenUsed/>
+    <w:rsid w:val="004D6D7A"/>
+    <w:rPr>
+      <w:color w:val="800080" w:themeColor="followedHyperlink"/>
+      <w:u w:val="single"/>
     </w:rPr>
   </w:style>
 </w:styles>
